--- a/documentation/en/3_Data_Model_Documentation.docx
+++ b/documentation/en/3_Data_Model_Documentation.docx
@@ -35,9 +35,9 @@
       <w:r>
         <w:t>File-based inventory and logical relationships</w:t>
         <w:br/>
-        <w:t>Technical source: oli_v6_deploy.py</w:t>
+        <w:t>Technical source: oli_v6_deploy.py + gpt_action_api.py</w:t>
         <w:br/>
-        <w:t>Updated: May 11, 2026</w:t>
+        <w:t>Updated: July 15, 2026</w:t>
       </w:r>
     </w:p>
     <w:p/>
@@ -1749,6 +1749,616 @@
         <w:t>Do not manually edit embeddings_cache.pkl or analysis_cache.pkl; delete them with the app stopped if corruption is suspected.</w:t>
       </w:r>
     </w:p>
+    <w:p>
+      <w:pPr>
+        <w:pStyle w:val="Heading1"/>
+      </w:pPr>
+      <w:r>
+        <w:t>7. GPT assistant data and rubrics</w:t>
+      </w:r>
+    </w:p>
+    <w:p>
+      <w:r>
+        <w:t>The GPT backend is equally file-based: rubrics are read from the Docker image filesystem at startup. There is no database and no persistent storage of documents or results.</w:t>
+      </w:r>
+    </w:p>
+    <w:p>
+      <w:pPr>
+        <w:pStyle w:val="Heading2"/>
+      </w:pPr>
+      <w:r>
+        <w:t>7.1 Rubrics consumed by the backend</w:t>
+      </w:r>
+    </w:p>
+    <w:tbl>
+      <w:tblPr>
+        <w:tblStyle w:val="TableGrid"/>
+        <w:tblW w:type="auto" w:w="0"/>
+        <w:jc w:val="center"/>
+        <w:tblLook w:firstColumn="1" w:firstRow="1" w:lastColumn="0" w:lastRow="0" w:noHBand="0" w:noVBand="1" w:val="04A0"/>
+      </w:tblPr>
+      <w:tblGrid>
+        <w:gridCol w:w="3360"/>
+        <w:gridCol w:w="3360"/>
+        <w:gridCol w:w="3360"/>
+      </w:tblGrid>
+      <w:tr>
+        <w:trPr>
+          <w:cantSplit/>
+          <w:tblHeader w:val="true"/>
+        </w:trPr>
+        <w:tc>
+          <w:tcPr>
+            <w:tcW w:type="dxa" w:w="3312"/>
+            <w:vAlign w:val="top"/>
+            <w:shd w:fill="002F6C"/>
+          </w:tcPr>
+          <w:p>
+            <w:pPr>
+              <w:spacing w:after="60"/>
+            </w:pPr>
+            <w:r/>
+            <w:r>
+              <w:rPr>
+                <w:b/>
+                <w:color w:val="FFFFFF"/>
+              </w:rPr>
+              <w:t>File</w:t>
+            </w:r>
+          </w:p>
+        </w:tc>
+        <w:tc>
+          <w:tcPr>
+            <w:tcW w:type="dxa" w:w="2448"/>
+            <w:vAlign w:val="top"/>
+            <w:shd w:fill="002F6C"/>
+          </w:tcPr>
+          <w:p>
+            <w:pPr>
+              <w:spacing w:after="60"/>
+            </w:pPr>
+            <w:r/>
+            <w:r>
+              <w:rPr>
+                <w:b/>
+                <w:color w:val="FFFFFF"/>
+              </w:rPr>
+              <w:t>Consuming engine</w:t>
+            </w:r>
+          </w:p>
+        </w:tc>
+        <w:tc>
+          <w:tcPr>
+            <w:tcW w:type="dxa" w:w="4032"/>
+            <w:vAlign w:val="top"/>
+            <w:shd w:fill="002F6C"/>
+          </w:tcPr>
+          <w:p>
+            <w:pPr>
+              <w:spacing w:after="60"/>
+            </w:pPr>
+            <w:r/>
+            <w:r>
+              <w:rPr>
+                <w:b/>
+                <w:color w:val="FFFFFF"/>
+              </w:rPr>
+              <w:t>Contents</w:t>
+            </w:r>
+          </w:p>
+        </w:tc>
+      </w:tr>
+      <w:tr>
+        <w:trPr>
+          <w:cantSplit/>
+        </w:trPr>
+        <w:tc>
+          <w:tcPr>
+            <w:tcW w:type="dxa" w:w="3312"/>
+            <w:vAlign w:val="top"/>
+          </w:tcPr>
+          <w:p>
+            <w:pPr>
+              <w:spacing w:after="60"/>
+            </w:pPr>
+            <w:r/>
+            <w:r>
+              <w:rPr>
+                <w:b w:val="0"/>
+              </w:rPr>
+              <w:t>Rubrica_Tab1_Detallada_Full_v3.xlsx</w:t>
+            </w:r>
+          </w:p>
+        </w:tc>
+        <w:tc>
+          <w:tcPr>
+            <w:tcW w:type="dxa" w:w="2448"/>
+            <w:vAlign w:val="top"/>
+          </w:tcPr>
+          <w:p>
+            <w:pPr>
+              <w:spacing w:after="60"/>
+            </w:pPr>
+            <w:r/>
+            <w:r>
+              <w:rPr>
+                <w:b w:val="0"/>
+              </w:rPr>
+              <w:t>tab1_v3_core.py</w:t>
+            </w:r>
+          </w:p>
+        </w:tc>
+        <w:tc>
+          <w:tcPr>
+            <w:tcW w:type="dxa" w:w="4032"/>
+            <w:vAlign w:val="top"/>
+          </w:tcPr>
+          <w:p>
+            <w:pPr>
+              <w:spacing w:after="60"/>
+            </w:pPr>
+            <w:r/>
+            <w:r>
+              <w:rPr>
+                <w:b w:val="0"/>
+              </w:rPr>
+              <w:t>76 preliminary appraisal criteria across 5 sections, subsections 1.1 to 5.2, with per-criterion subjectivity metadata.</w:t>
+            </w:r>
+          </w:p>
+        </w:tc>
+      </w:tr>
+      <w:tr>
+        <w:trPr>
+          <w:cantSplit/>
+        </w:trPr>
+        <w:tc>
+          <w:tcPr>
+            <w:tcW w:type="dxa" w:w="3312"/>
+            <w:vAlign w:val="top"/>
+          </w:tcPr>
+          <w:p>
+            <w:pPr>
+              <w:spacing w:after="60"/>
+            </w:pPr>
+            <w:r/>
+            <w:r>
+              <w:rPr>
+                <w:b w:val="0"/>
+              </w:rPr>
+              <w:t>Rubricas_6ago2025.xlsx</w:t>
+            </w:r>
+          </w:p>
+        </w:tc>
+        <w:tc>
+          <w:tcPr>
+            <w:tcW w:type="dxa" w:w="2448"/>
+            <w:vAlign w:val="top"/>
+          </w:tcPr>
+          <w:p>
+            <w:pPr>
+              <w:spacing w:after="60"/>
+            </w:pPr>
+            <w:r/>
+            <w:r>
+              <w:rPr>
+                <w:b w:val="0"/>
+              </w:rPr>
+              <w:t>tab2_core.py</w:t>
+            </w:r>
+          </w:p>
+        </w:tc>
+        <w:tc>
+          <w:tcPr>
+            <w:tcW w:type="dxa" w:w="4032"/>
+            <w:vAlign w:val="top"/>
+          </w:tcPr>
+          <w:p>
+            <w:pPr>
+              <w:spacing w:after="60"/>
+            </w:pPr>
+            <w:r/>
+            <w:r>
+              <w:rPr>
+                <w:b w:val="0"/>
+              </w:rPr>
+              <w:t>Three rubric sheets: rubric_parteval (participatory methods), rubric_gender_ (gender), rubric_TJ_TJ (modern just transition).</w:t>
+            </w:r>
+          </w:p>
+        </w:tc>
+      </w:tr>
+      <w:tr>
+        <w:trPr>
+          <w:cantSplit/>
+        </w:trPr>
+        <w:tc>
+          <w:tcPr>
+            <w:tcW w:type="dxa" w:w="3312"/>
+            <w:vAlign w:val="top"/>
+          </w:tcPr>
+          <w:p>
+            <w:pPr>
+              <w:spacing w:after="60"/>
+            </w:pPr>
+            <w:r/>
+            <w:r>
+              <w:rPr>
+                <w:b w:val="0"/>
+              </w:rPr>
+              <w:t>Evaluación de sostenibilidad del proyecto_rubric_9feb26.xlsx</w:t>
+            </w:r>
+          </w:p>
+        </w:tc>
+        <w:tc>
+          <w:tcPr>
+            <w:tcW w:type="dxa" w:w="2448"/>
+            <w:vAlign w:val="top"/>
+          </w:tcPr>
+          <w:p>
+            <w:pPr>
+              <w:spacing w:after="60"/>
+            </w:pPr>
+            <w:r/>
+            <w:r>
+              <w:rPr>
+                <w:b w:val="0"/>
+              </w:rPr>
+              <w:t>sustainability_core.py</w:t>
+            </w:r>
+          </w:p>
+        </w:tc>
+        <w:tc>
+          <w:tcPr>
+            <w:tcW w:type="dxa" w:w="4032"/>
+            <w:vAlign w:val="top"/>
+          </w:tcPr>
+          <w:p>
+            <w:pPr>
+              <w:spacing w:after="60"/>
+            </w:pPr>
+            <w:r/>
+            <w:r>
+              <w:rPr>
+                <w:b w:val="0"/>
+              </w:rPr>
+              <w:t>28 indicators across three project-cycle dimensions: Design (6), Implementation (10), Pre-Closure (12).</w:t>
+            </w:r>
+          </w:p>
+        </w:tc>
+      </w:tr>
+    </w:tbl>
+    <w:p/>
+    <w:p>
+      <w:r>
+        <w:t>sustainability_core.py resolves its rubric through an accent-tolerant glob, because the encoding of the accented character varies across filesystems. Any replacement file must preserve that name pattern.</w:t>
+      </w:r>
+    </w:p>
+    <w:p>
+      <w:pPr>
+        <w:pStyle w:val="Heading2"/>
+      </w:pPr>
+      <w:r>
+        <w:t>7.2 Job state model</w:t>
+      </w:r>
+    </w:p>
+    <w:p>
+      <w:r>
+        <w:t>gpt_action_api.py keeps an in-memory JOBS dictionary, serialised by a threading.Lock. Each entry represents one evaluation in flight or finished.</w:t>
+      </w:r>
+    </w:p>
+    <w:tbl>
+      <w:tblPr>
+        <w:tblStyle w:val="TableGrid"/>
+        <w:tblW w:type="auto" w:w="0"/>
+        <w:jc w:val="center"/>
+        <w:tblLook w:firstColumn="1" w:firstRow="1" w:lastColumn="0" w:lastRow="0" w:noHBand="0" w:noVBand="1" w:val="04A0"/>
+      </w:tblPr>
+      <w:tblGrid>
+        <w:gridCol w:w="5040"/>
+        <w:gridCol w:w="5040"/>
+      </w:tblGrid>
+      <w:tr>
+        <w:trPr>
+          <w:cantSplit/>
+          <w:tblHeader w:val="true"/>
+        </w:trPr>
+        <w:tc>
+          <w:tcPr>
+            <w:tcW w:type="dxa" w:w="2304"/>
+            <w:vAlign w:val="top"/>
+            <w:shd w:fill="002F6C"/>
+          </w:tcPr>
+          <w:p>
+            <w:pPr>
+              <w:spacing w:after="60"/>
+            </w:pPr>
+            <w:r/>
+            <w:r>
+              <w:rPr>
+                <w:b/>
+                <w:color w:val="FFFFFF"/>
+              </w:rPr>
+              <w:t>Field</w:t>
+            </w:r>
+          </w:p>
+        </w:tc>
+        <w:tc>
+          <w:tcPr>
+            <w:tcW w:type="dxa" w:w="7488"/>
+            <w:vAlign w:val="top"/>
+            <w:shd w:fill="002F6C"/>
+          </w:tcPr>
+          <w:p>
+            <w:pPr>
+              <w:spacing w:after="60"/>
+            </w:pPr>
+            <w:r/>
+            <w:r>
+              <w:rPr>
+                <w:b/>
+                <w:color w:val="FFFFFF"/>
+              </w:rPr>
+              <w:t>Contents</w:t>
+            </w:r>
+          </w:p>
+        </w:tc>
+      </w:tr>
+      <w:tr>
+        <w:trPr>
+          <w:cantSplit/>
+        </w:trPr>
+        <w:tc>
+          <w:tcPr>
+            <w:tcW w:type="dxa" w:w="2304"/>
+            <w:vAlign w:val="top"/>
+          </w:tcPr>
+          <w:p>
+            <w:pPr>
+              <w:spacing w:after="60"/>
+            </w:pPr>
+            <w:r/>
+            <w:r>
+              <w:rPr>
+                <w:b w:val="0"/>
+              </w:rPr>
+              <w:t>job_id</w:t>
+            </w:r>
+          </w:p>
+        </w:tc>
+        <w:tc>
+          <w:tcPr>
+            <w:tcW w:type="dxa" w:w="7488"/>
+            <w:vAlign w:val="top"/>
+          </w:tcPr>
+          <w:p>
+            <w:pPr>
+              <w:spacing w:after="60"/>
+            </w:pPr>
+            <w:r/>
+            <w:r>
+              <w:rPr>
+                <w:b w:val="0"/>
+              </w:rPr>
+              <w:t>Identifier generated on job creation; the dictionary key.</w:t>
+            </w:r>
+          </w:p>
+        </w:tc>
+      </w:tr>
+      <w:tr>
+        <w:trPr>
+          <w:cantSplit/>
+        </w:trPr>
+        <w:tc>
+          <w:tcPr>
+            <w:tcW w:type="dxa" w:w="2304"/>
+            <w:vAlign w:val="top"/>
+          </w:tcPr>
+          <w:p>
+            <w:pPr>
+              <w:spacing w:after="60"/>
+            </w:pPr>
+            <w:r/>
+            <w:r>
+              <w:rPr>
+                <w:b w:val="0"/>
+              </w:rPr>
+              <w:t>status</w:t>
+            </w:r>
+          </w:p>
+        </w:tc>
+        <w:tc>
+          <w:tcPr>
+            <w:tcW w:type="dxa" w:w="7488"/>
+            <w:vAlign w:val="top"/>
+          </w:tcPr>
+          <w:p>
+            <w:pPr>
+              <w:spacing w:after="60"/>
+            </w:pPr>
+            <w:r/>
+            <w:r>
+              <w:rPr>
+                <w:b w:val="0"/>
+              </w:rPr>
+              <w:t>queued, running, succeeded, or failed.</w:t>
+            </w:r>
+          </w:p>
+        </w:tc>
+      </w:tr>
+      <w:tr>
+        <w:trPr>
+          <w:cantSplit/>
+        </w:trPr>
+        <w:tc>
+          <w:tcPr>
+            <w:tcW w:type="dxa" w:w="2304"/>
+            <w:vAlign w:val="top"/>
+          </w:tcPr>
+          <w:p>
+            <w:pPr>
+              <w:spacing w:after="60"/>
+            </w:pPr>
+            <w:r/>
+            <w:r>
+              <w:rPr>
+                <w:b w:val="0"/>
+              </w:rPr>
+              <w:t>progress</w:t>
+            </w:r>
+          </w:p>
+        </w:tc>
+        <w:tc>
+          <w:tcPr>
+            <w:tcW w:type="dxa" w:w="7488"/>
+            <w:vAlign w:val="top"/>
+          </w:tcPr>
+          <w:p>
+            <w:pPr>
+              <w:spacing w:after="60"/>
+            </w:pPr>
+            <w:r/>
+            <w:r>
+              <w:rPr>
+                <w:b w:val="0"/>
+              </w:rPr>
+              <w:t>Progress reported by the engine during evaluation, when available.</w:t>
+            </w:r>
+          </w:p>
+        </w:tc>
+      </w:tr>
+      <w:tr>
+        <w:trPr>
+          <w:cantSplit/>
+        </w:trPr>
+        <w:tc>
+          <w:tcPr>
+            <w:tcW w:type="dxa" w:w="2304"/>
+            <w:vAlign w:val="top"/>
+          </w:tcPr>
+          <w:p>
+            <w:pPr>
+              <w:spacing w:after="60"/>
+            </w:pPr>
+            <w:r/>
+            <w:r>
+              <w:rPr>
+                <w:b w:val="0"/>
+              </w:rPr>
+              <w:t>result</w:t>
+            </w:r>
+          </w:p>
+        </w:tc>
+        <w:tc>
+          <w:tcPr>
+            <w:tcW w:type="dxa" w:w="7488"/>
+            <w:vAlign w:val="top"/>
+          </w:tcPr>
+          <w:p>
+            <w:pPr>
+              <w:spacing w:after="60"/>
+            </w:pPr>
+            <w:r/>
+            <w:r>
+              <w:rPr>
+                <w:b w:val="0"/>
+              </w:rPr>
+              <w:t>Structured summary plus base64 XLSX, present only when status is succeeded.</w:t>
+            </w:r>
+          </w:p>
+        </w:tc>
+      </w:tr>
+      <w:tr>
+        <w:trPr>
+          <w:cantSplit/>
+        </w:trPr>
+        <w:tc>
+          <w:tcPr>
+            <w:tcW w:type="dxa" w:w="2304"/>
+            <w:vAlign w:val="top"/>
+          </w:tcPr>
+          <w:p>
+            <w:pPr>
+              <w:spacing w:after="60"/>
+            </w:pPr>
+            <w:r/>
+            <w:r>
+              <w:rPr>
+                <w:b w:val="0"/>
+              </w:rPr>
+              <w:t>error</w:t>
+            </w:r>
+          </w:p>
+        </w:tc>
+        <w:tc>
+          <w:tcPr>
+            <w:tcW w:type="dxa" w:w="7488"/>
+            <w:vAlign w:val="top"/>
+          </w:tcPr>
+          <w:p>
+            <w:pPr>
+              <w:spacing w:after="60"/>
+            </w:pPr>
+            <w:r/>
+            <w:r>
+              <w:rPr>
+                <w:b w:val="0"/>
+              </w:rPr>
+              <w:t>Failure message, present only when status is failed.</w:t>
+            </w:r>
+          </w:p>
+        </w:tc>
+      </w:tr>
+    </w:tbl>
+    <w:p/>
+    <w:p>
+      <w:r>
+        <w:t>This state is volatile by design: a restart or redeploy erases it entirely. It is not a historical record and must not be used for audit. The auditable record of an evaluation is the XLSX the user downloads.</w:t>
+      </w:r>
+    </w:p>
+    <w:p>
+      <w:pPr>
+        <w:pStyle w:val="Heading2"/>
+      </w:pPr>
+      <w:r>
+        <w:t>7.3 Updating a rubric in the backend</w:t>
+      </w:r>
+    </w:p>
+    <w:p>
+      <w:pPr>
+        <w:ind w:left="360" w:hanging="360"/>
+      </w:pPr>
+      <w:r>
+        <w:t>1. Replace the XLSX in the repository, preserving the filename and the column and sheet structure.</w:t>
+      </w:r>
+    </w:p>
+    <w:p>
+      <w:pPr>
+        <w:ind w:left="360" w:hanging="360"/>
+      </w:pPr>
+      <w:r>
+        <w:t>2. Verify loading locally by running the backend and launching a small scoped test evaluation.</w:t>
+      </w:r>
+    </w:p>
+    <w:p>
+      <w:pPr>
+        <w:ind w:left="360" w:hanging="360"/>
+      </w:pPr>
+      <w:r>
+        <w:t>3. Push to the main branch: Render rebuilds the image and redeploys automatically.</w:t>
+      </w:r>
+    </w:p>
+    <w:p>
+      <w:pPr>
+        <w:ind w:left="360" w:hanging="360"/>
+      </w:pPr>
+      <w:r>
+        <w:t>4. Confirm with GET /health that the service is back, and with a short evaluation that the new rubric applies.</w:t>
+      </w:r>
+    </w:p>
+    <w:p>
+      <w:r>
+        <w:t>Uploading the file to the server is not enough: the rubric is part of the Docker image, so any change requires a rebuild and redeploy.</w:t>
+      </w:r>
+    </w:p>
     <w:sectPr>
       <w:pgSz w:w="12240" w:h="15840"/>
       <w:pgMar w:top="1008" w:right="1080" w:bottom="1008" w:left="1080" w:header="720" w:footer="720" w:gutter="0"/>
